--- a/docs/10_Development_Roadmap_Backlog.docx
+++ b/docs/10_Development_Roadmap_Backlog.docx
@@ -2090,6 +2090,13 @@
               </w:rPr>
               <w:t>Keep P0 or move V1.1.</w:t>
             </w:r>
+            <w:r>
+              <w:rPr>
+                <w:b w:val="0"/>
+                <w:sz w:val="17"/>
+              </w:rPr>
+              <w:t xml:space="preserve"> Decided: moved to V1.1 (ADR-027).</w:t>
+            </w:r>
           </w:p>
         </w:tc>
       </w:tr>
@@ -2123,6 +2130,13 @@
                 <w:sz w:val="17"/>
               </w:rPr>
               <w:t>Engine/modes or scope reduction.</w:t>
+            </w:r>
+            <w:r>
+              <w:rPr>
+                <w:b w:val="0"/>
+                <w:sz w:val="17"/>
+              </w:rPr>
+              <w:t xml:space="preserve"> Decided: on-device engine with three profiles (ADR-025).</w:t>
             </w:r>
           </w:p>
         </w:tc>
